--- a/data/revised_2026-10_full/tracked/v2/Maths/SS1.4_Congruence/Mathematics_Congruence_SummaryTable_TRACKED.docx
+++ b/data/revised_2026-10_full/tracked/v2/Maths/SS1.4_Congruence/Mathematics_Congruence_SummaryTable_TRACKED.docx
@@ -1198,7 +1198,7 @@
               </w:rPr>
               <w:t xml:space="preserve">Students observed (via video and hands-on grid activity) that the perpendicular bisectors of the segments joining each object point to its corresponding image point all </w:t>
             </w:r>
-            <w:del w:id="9001" w:author="Claude (AI) - proposed" w:date="2026-10-15T12:57:45Z">
+            <w:del w:id="9001" w:author="Claude (AI) - proposed" w:date="2026-10-18T00:30:54Z">
               <w:r>
                 <w:rPr>
                   <w:rFonts w:ascii="Arial" w:cs="Arial" w:eastAsia="Arial" w:hAnsi="Arial"/>
@@ -1213,7 +1213,7 @@
                 <w:delText xml:space="preserve">intersect at — or lie along — a single</w:delText>
               </w:r>
             </w:del>
-            <w:ins w:id="9002" w:author="Claude (AI) - proposed" w:date="2026-10-15T12:57:45Z">
+            <w:ins w:id="9002" w:author="Claude (AI) - proposed" w:date="2026-10-18T00:30:54Z">
               <w:r>
                 <w:rPr>
                   <w:rFonts w:ascii="Arial" w:cs="Arial" w:eastAsia="Arial" w:hAnsi="Arial"/>
@@ -1428,7 +1428,7 @@
               </w:rPr>
               <w:t xml:space="preserve">Students learned that reflection always produces an image that is congruent to the original figure, because </w:t>
             </w:r>
-            <w:del w:id="9003" w:author="Claude (AI) - proposed" w:date="2026-10-15T12:57:45Z">
+            <w:del w:id="9003" w:author="Claude (AI) - proposed" w:date="2026-10-18T00:30:54Z">
               <w:r>
                 <w:rPr>
                   <w:rFonts w:ascii="Arial" w:cs="Arial" w:eastAsia="Arial" w:hAnsi="Arial"/>
@@ -1443,7 +1443,7 @@
                 <w:delText xml:space="preserve">every point and its image are the same perpendicular distance from</w:delText>
               </w:r>
             </w:del>
-            <w:ins w:id="9004" w:author="Claude (AI) - proposed" w:date="2026-10-15T12:57:45Z">
+            <w:ins w:id="9004" w:author="Claude (AI) - proposed" w:date="2026-10-18T00:30:54Z">
               <w:r>
                 <w:rPr>
                   <w:rFonts w:ascii="Arial" w:cs="Arial" w:eastAsia="Arial" w:hAnsi="Arial"/>
@@ -1471,7 +1471,7 @@
               </w:rPr>
               <w:t xml:space="preserve"> the line of reflection</w:t>
             </w:r>
-            <w:del w:id="9005" w:author="Claude (AI) - proposed" w:date="2026-10-15T12:57:45Z">
+            <w:del w:id="9005" w:author="Claude (AI) - proposed" w:date="2026-10-18T00:30:54Z">
               <w:r>
                 <w:rPr>
                   <w:rFonts w:ascii="Arial" w:cs="Arial" w:eastAsia="Arial" w:hAnsi="Arial"/>
@@ -1486,7 +1486,7 @@
                 <w:delText xml:space="preserve">, preserving</w:delText>
               </w:r>
             </w:del>
-            <w:ins w:id="9006" w:author="Claude (AI) - proposed" w:date="2026-10-15T12:57:45Z">
+            <w:ins w:id="9006" w:author="Claude (AI) - proposed" w:date="2026-10-18T00:30:54Z">
               <w:r>
                 <w:rPr>
                   <w:rFonts w:ascii="Arial" w:cs="Arial" w:eastAsia="Arial" w:hAnsi="Arial"/>
@@ -1514,7 +1514,7 @@
               </w:rPr>
               <w:t xml:space="preserve"> all side lengths</w:t>
             </w:r>
-            <w:ins w:id="9007" w:author="Claude (AI) - proposed" w:date="2026-10-15T12:57:45Z">
+            <w:ins w:id="9007" w:author="Claude (AI) - proposed" w:date="2026-10-18T00:30:54Z">
               <w:r>
                 <w:rPr>
                   <w:rFonts w:ascii="Arial" w:cs="Arial" w:eastAsia="Arial" w:hAnsi="Arial"/>
@@ -1575,7 +1575,7 @@
               </w:rPr>
               <w:t xml:space="preserve">Students explained that the reflected boat image on Lake Victoria is a perfect, same-sized copy of the original because reflection is a distance-preserving transformation: each vertex of the boat </w:t>
             </w:r>
-            <w:del w:id="9008" w:author="Claude (AI) - proposed" w:date="2026-10-15T12:57:45Z">
+            <w:del w:id="9008" w:author="Claude (AI) - proposed" w:date="2026-10-18T00:30:54Z">
               <w:r>
                 <w:rPr>
                   <w:rFonts w:ascii="Arial" w:cs="Arial" w:eastAsia="Arial" w:hAnsi="Arial"/>
@@ -1590,7 +1590,7 @@
                 <w:delText xml:space="preserve">maps to a vertex in the image at</w:delText>
               </w:r>
             </w:del>
-            <w:ins w:id="9009" w:author="Claude (AI) - proposed" w:date="2026-10-15T12:57:45Z">
+            <w:ins w:id="9009" w:author="Claude (AI) - proposed" w:date="2026-10-18T00:30:54Z">
               <w:r>
                 <w:rPr>
                   <w:rFonts w:ascii="Arial" w:cs="Arial" w:eastAsia="Arial" w:hAnsi="Arial"/>
@@ -1618,7 +1618,7 @@
               </w:rPr>
               <w:t xml:space="preserve"> an equal perpendicular distance</w:t>
             </w:r>
-            <w:del w:id="9010" w:author="Claude (AI) - proposed" w:date="2026-10-15T12:57:45Z">
+            <w:del w:id="9010" w:author="Claude (AI) - proposed" w:date="2026-10-18T00:30:54Z">
               <w:r>
                 <w:rPr>
                   <w:rFonts w:ascii="Arial" w:cs="Arial" w:eastAsia="Arial" w:hAnsi="Arial"/>
@@ -1633,7 +1633,7 @@
                 <w:delText xml:space="preserve"> from the waterline, so</w:delText>
               </w:r>
             </w:del>
-            <w:ins w:id="9011" w:author="Claude (AI) - proposed" w:date="2026-10-15T12:57:45Z">
+            <w:ins w:id="9011" w:author="Claude (AI) - proposed" w:date="2026-10-18T00:30:54Z">
               <w:r>
                 <w:rPr>
                   <w:rFonts w:ascii="Arial" w:cs="Arial" w:eastAsia="Arial" w:hAnsi="Arial"/>
@@ -1661,7 +1661,7 @@
               </w:rPr>
               <w:t xml:space="preserve"> all three side lengths of the image triangle equal </w:t>
             </w:r>
-            <w:del w:id="9012" w:author="Claude (AI) - proposed" w:date="2026-10-15T12:57:45Z">
+            <w:del w:id="9012" w:author="Claude (AI) - proposed" w:date="2026-10-18T00:30:54Z">
               <w:r>
                 <w:rPr>
                   <w:rFonts w:ascii="Arial" w:cs="Arial" w:eastAsia="Arial" w:hAnsi="Arial"/>
@@ -1676,7 +1676,7 @@
                 <w:delText xml:space="preserve">all three side lengths</w:delText>
               </w:r>
             </w:del>
-            <w:ins w:id="9013" w:author="Claude (AI) - proposed" w:date="2026-10-15T12:57:45Z">
+            <w:ins w:id="9013" w:author="Claude (AI) - proposed" w:date="2026-10-18T00:30:54Z">
               <w:r>
                 <w:rPr>
                   <w:rFonts w:ascii="Arial" w:cs="Arial" w:eastAsia="Arial" w:hAnsi="Arial"/>
@@ -2134,7 +2134,7 @@
         </w:rPr>
         <w:t xml:space="preserve">© 2026 SeaVuria and ARES. This work is licensed under a </w:t>
       </w:r>
-      <w:hyperlink w:history="1" r:id="rIdhunh8h2m3fszno83-jn29">
+      <w:hyperlink w:history="1" r:id="rIdhbdbtgf2qb9ugnjmuz15u">
         <w:r>
           <w:rPr>
             <w:rFonts w:ascii="Arial" w:cs="Arial" w:eastAsia="Arial" w:hAnsi="Arial"/>
@@ -2154,7 +2154,7 @@
         </w:rPr>
         <w:t xml:space="preserve"> (</w:t>
       </w:r>
-      <w:hyperlink w:history="1" r:id="rIdd7khzjhakfha-hk3if-o8">
+      <w:hyperlink w:history="1" r:id="rIdnfu_e5uqkcbj0yyeflvg7">
         <w:r>
           <w:rPr>
             <w:rFonts w:ascii="Arial" w:cs="Arial" w:eastAsia="Arial" w:hAnsi="Arial"/>
@@ -2174,7 +2174,7 @@
         </w:rPr>
         <w:t xml:space="preserve">). To view a copy of this license, visit </w:t>
       </w:r>
-      <w:hyperlink w:history="1" r:id="rIdf3ynedkacyd2jnbmc_xyb">
+      <w:hyperlink w:history="1" r:id="rIdkgprdlj84u6ewbkz2r5ii">
         <w:r>
           <w:rPr>
             <w:rFonts w:ascii="Arial" w:cs="Arial" w:eastAsia="Arial" w:hAnsi="Arial"/>
